--- a/public/curriculum_template.docx
+++ b/public/curriculum_template.docx
@@ -12,7 +12,7 @@
       <w:r>
         <w:t>{#isFirstSemester}</w:t>
         <w:br/>
-        <w:t>高雄市楠梓區莒光國小{AcademicYear}學年度第一學期特殊教育課程計畫</w:t>
+        <w:t>高雄市楠梓區莒光國小115學年度第一學期特殊教育課程計畫</w:t>
       </w:r>
     </w:p>
     <w:p>
@@ -922,7 +922,7 @@
       <w:r>
         <w:t>{#isSecondSemester}</w:t>
         <w:br/>
-        <w:t>高雄市楠梓區莒光國小{AcademicYear}學年度第二學期特殊教育課程計畫</w:t>
+        <w:t>高雄市楠梓區莒光國小115學年度第二學期特殊教育課程計畫</w:t>
       </w:r>
     </w:p>
     <w:p>

--- a/public/curriculum_template.docx
+++ b/public/curriculum_template.docx
@@ -553,7 +553,7 @@
           </w:tcPr>
           <w:p>
             <w:r>
-              <w:t>{Indicators}</w:t>
+              <w:t>{@Indicators}</w:t>
             </w:r>
           </w:p>
         </w:tc>
@@ -1463,7 +1463,7 @@
           </w:tcPr>
           <w:p>
             <w:r>
-              <w:t>{Indicators}</w:t>
+              <w:t>{@Indicators}</w:t>
             </w:r>
           </w:p>
         </w:tc>
@@ -2274,6 +2274,66 @@
     <w:p>
       <w:r>
         <w:t>{/isSecondSemester}</w:t>
+      </w:r>
+    </w:p>
+    <w:p>
+      <w:r>
+        <w:t>1.本學年實際上課日數及補休補班調整，仍依教育局公告之本學年度重要行事曆辦理。</w:t>
+      </w:r>
+    </w:p>
+    <w:p>
+      <w:r>
+        <w:t>2.融入議題參考：性別平等教育、人權教育、環境教育、海洋教育、科技教育、能源教育、家庭教育、原住民族教育、品德教育、生命教育、法治教育、資訊教育、安全教育、防災教育、生涯規劃教育、多元文化教育、閱讀素養教育、戶外教育、國際教育…等（上述議題係參考「十二年國教課綱議題融入說明手冊」所列出，各校亦可選擇適合之議題填入）。</w:t>
+      </w:r>
+    </w:p>
+    <w:p>
+      <w:r>
+        <w:t>3.評量方式填寫參考：口頭評量、紙筆評量、實作評量、教師觀察、學生自評、同儕互評或其他適合之評量方式。</w:t>
+      </w:r>
+    </w:p>
+    <w:p>
+      <w:r>
+        <w:t>1.本學年實際上課日數及補休補班調整，仍依教育局公告之本學年度重要行事曆辦理。</w:t>
+      </w:r>
+    </w:p>
+    <w:p>
+      <w:r>
+        <w:t>2.融入議題參考：性別平等教育、人權教育、環境教育、海洋教育、科技教育、能源教育、家庭教育、原住民族教育、品德教育、生命教育、法治教育、資訊教育、安全教育、防災教育、生涯規劃教育、多元文化教育、閱讀素養教育、戶外教育、國際教育…等（上述議題係參考「十二年國教課綱議題融入說明手冊」所列出，各校亦可選擇適合之議題填入）。</w:t>
+      </w:r>
+    </w:p>
+    <w:p>
+      <w:r>
+        <w:t>3.評量方式填寫參考：口頭評量、紙筆評量、實作評量、教師觀察、學生自評、同儕互評或其他適合之評量方式。</w:t>
+      </w:r>
+    </w:p>
+    <w:p>
+      <w:r>
+        <w:t>1.本學年實際上課日數及補休補班調整，仍依教育局公告之本學年度重要行事曆辦理。</w:t>
+      </w:r>
+    </w:p>
+    <w:p>
+      <w:r>
+        <w:t>2.融入議題參考：性別平等教育、人權教育、環境教育、海洋教育、科技教育、能源教育、家庭教育、原住民族教育、品德教育、生命教育、法治教育、資訊教育、安全教育、防災教育、生涯規劃教育、多元文化教育、閱讀素養教育、戶外教育、國際教育…等（上述議題係參考「十二年國教課綱議題融入說明手冊」所列出，各校亦可選擇適合之議題填入）。</w:t>
+      </w:r>
+    </w:p>
+    <w:p>
+      <w:r>
+        <w:t>3.評量方式填寫參考：口頭評量、紙筆評量、實作評量、教師觀察、學生自評、同儕互評或其他適合之評量方式。</w:t>
+      </w:r>
+    </w:p>
+    <w:p>
+      <w:r>
+        <w:t>1.本學年實際上課日數及補休補班調整，仍依教育局公告之本學年度重要行事曆辦理。</w:t>
+      </w:r>
+    </w:p>
+    <w:p>
+      <w:r>
+        <w:t>2.融入議題參考：性別平等教育、人權教育、環境教育、海洋教育、科技教育、能源教育、家庭教育、原住民族教育、品德教育、生命教育、法治教育、資訊教育、安全教育、防災教育、生涯規劃教育、多元文化教育、閱讀素養教育、戶外教育、國際教育…等（上述議題係參考「十二年國教課綱議題融入說明手冊」所列出，各校亦可選擇適合之議題填入）。</w:t>
+      </w:r>
+    </w:p>
+    <w:p>
+      <w:r>
+        <w:t>3.評量方式填寫參考：口頭評量、紙筆評量、實作評量、教師觀察、學生自評、同儕互評或其他適合之評量方式。</w:t>
       </w:r>
     </w:p>
     <w:sectPr>
@@ -2778,6 +2838,9 @@
   <w:style w:type="paragraph" w:default="1" w:styleId="a">
     <w:name w:val="Normal"/>
     <w:qFormat/>
+    <w:rPr>
+      <w:sz w:val="16"/>
+    </w:rPr>
   </w:style>
   <w:style w:type="paragraph" w:styleId="1">
     <w:name w:val="heading 1"/>

--- a/public/curriculum_template.docx
+++ b/public/curriculum_template.docx
@@ -2,6 +2,11 @@
 <file path=word/document.xml><?xml version="1.0" encoding="utf-8"?>
 <w:document xmlns:wpc="http://schemas.microsoft.com/office/word/2010/wordprocessingCanvas" xmlns:cx="http://schemas.microsoft.com/office/drawing/2014/chartex" xmlns:cx1="http://schemas.microsoft.com/office/drawing/2015/9/8/chartex" xmlns:cx2="http://schemas.microsoft.com/office/drawing/2015/10/21/chartex" xmlns:cx3="http://schemas.microsoft.com/office/drawing/2016/5/9/chartex" xmlns:cx4="http://schemas.microsoft.com/office/drawing/2016/5/10/chartex" xmlns:cx5="http://schemas.microsoft.com/office/drawing/2016/5/11/chartex" xmlns:cx6="http://schemas.microsoft.com/office/drawing/2016/5/12/chartex" xmlns:cx7="http://schemas.microsoft.com/office/drawing/2016/5/13/chartex" xmlns:cx8="http://schemas.microsoft.com/office/drawing/2016/5/14/chartex" xmlns:mc="http://schemas.openxmlformats.org/markup-compatibility/2006" xmlns:aink="http://schemas.microsoft.com/office/drawing/2016/ink" xmlns:am3d="http://schemas.microsoft.com/office/drawing/2017/model3d" xmlns:o="urn:schemas-microsoft-com:office:office" xmlns:oel="http://schemas.microsoft.com/office/2019/extlst" xmlns:r="http://schemas.openxmlformats.org/officeDocument/2006/relationships" xmlns:m="http://schemas.openxmlformats.org/officeDocument/2006/math" xmlns:v="urn:schemas-microsoft-com:vml" xmlns:wp14="http://schemas.microsoft.com/office/word/2010/wordprocessingDrawing" xmlns:wp="http://schemas.openxmlformats.org/drawingml/2006/wordprocessingDrawing" xmlns:w10="urn:schemas-microsoft-com:office:word" xmlns:w="http://schemas.openxmlformats.org/wordprocessingml/2006/main" xmlns:w14="http://schemas.microsoft.com/office/word/2010/wordml" xmlns:w15="http://schemas.microsoft.com/office/word/2012/wordml" xmlns:w16cex="http://schemas.microsoft.com/office/word/2018/wordml/cex" xmlns:w16cid="http://schemas.microsoft.com/office/word/2016/wordml/cid" xmlns:w16="http://schemas.microsoft.com/office/word/2018/wordml" xmlns:w16du="http://schemas.microsoft.com/office/word/2023/wordml/word16du" xmlns:w16sdtdh="http://schemas.microsoft.com/office/word/2020/wordml/sdtdatahash" xmlns:w16sdtfl="http://schemas.microsoft.com/office/word/2024/wordml/sdtformatlock" xmlns:w16se="http://schemas.microsoft.com/office/word/2015/wordml/symex" xmlns:wpg="http://schemas.microsoft.com/office/word/2010/wordprocessingGroup" xmlns:wpi="http://schemas.microsoft.com/office/word/2010/wordprocessingInk" xmlns:wne="http://schemas.microsoft.com/office/word/2006/wordml" xmlns:wps="http://schemas.microsoft.com/office/word/2010/wordprocessingShape" mc:Ignorable="w14 w15 w16se w16cid w16 w16cex w16sdtdh w16sdtfl w16du wp14">
   <w:body>
+    <w:p>
+      <w:r>
+        <w:t>{#isFirstSemester}</w:t>
+      </w:r>
+    </w:p>
     <w:p>
       <w:pPr>
         <w:jc w:val="center"/>
@@ -1184,6 +1189,16 @@
     <w:p>
       <w:r>
         <w:br w:type="page"/>
+      </w:r>
+    </w:p>
+    <w:p>
+      <w:r>
+        <w:t>{/isFirstSemester}</w:t>
+      </w:r>
+    </w:p>
+    <w:p>
+      <w:r>
+        <w:t>{#isSecondSemester}</w:t>
       </w:r>
     </w:p>
     <w:p>
@@ -2832,6 +2847,11 @@
     <w:p>
       <w:r>
         <w:t>3.評量方式填寫參考：口頭評量、紙筆評量、實作評量、教師觀察、學生自評、同儕互評或其他適合之評量方式。</w:t>
+      </w:r>
+    </w:p>
+    <w:p>
+      <w:r>
+        <w:t>{/isSecondSemester}</w:t>
       </w:r>
     </w:p>
     <w:sectPr>

--- a/public/curriculum_template.docx
+++ b/public/curriculum_template.docx
@@ -401,55 +401,15 @@
               </w:rPr>
             </w:pPr>
             <w:r>
-              <w:rPr>
-                <w:rFonts w:ascii="標楷體" w:eastAsia="標楷體" w:hAnsi="標楷體" w:cs="標楷體"/>
-              </w:rPr>
-              <w:t>□單一領域/科目：</w:t>
-            </w:r>
-          </w:p>
-          <w:p>
-            <w:pPr>
-              <w:jc w:val="both"/>
-              <w:rPr>
-                <w:rFonts w:ascii="標楷體" w:eastAsia="標楷體" w:hAnsi="標楷體" w:cs="標楷體"/>
-              </w:rPr>
-            </w:pPr>
-            <w:r>
-              <w:rPr>
-                <w:rFonts w:ascii="標楷體" w:eastAsia="標楷體" w:hAnsi="標楷體" w:cs="標楷體"/>
-              </w:rPr>
-              <w:t>□同領域跨科：</w:t>
-            </w:r>
-          </w:p>
-          <w:p>
-            <w:pPr>
-              <w:jc w:val="both"/>
-              <w:rPr>
-                <w:rFonts w:ascii="標楷體" w:eastAsia="標楷體" w:hAnsi="標楷體" w:cs="標楷體"/>
-              </w:rPr>
-            </w:pPr>
-            <w:r>
-              <w:rPr>
-                <w:rFonts w:ascii="標楷體" w:eastAsia="標楷體" w:hAnsi="標楷體" w:cs="標楷體"/>
-              </w:rPr>
-              <w:t>□不同領域跨科：</w:t>
-            </w:r>
-          </w:p>
-          <w:p>
-            <w:pPr>
-              <w:jc w:val="both"/>
-              <w:rPr>
-                <w:rFonts w:ascii="標楷體" w:eastAsia="標楷體" w:hAnsi="標楷體" w:cs="標楷體"/>
-              </w:rPr>
-            </w:pPr>
-            <w:r>
-              <w:rPr>
-                <w:rFonts w:ascii="標楷體" w:eastAsia="標楷體" w:hAnsi="標楷體" w:cs="標楷體"/>
-              </w:rPr>
-              <w:t>□特需融入學科：</w:t>
-            </w:r>
-            <w:r>
-              <w:t xml:space="preserve"> {DomainModeString}</w:t>
+              <w:t>{</w:t>
+            </w:r>
+            <w:proofErr w:type="spellStart"/>
+            <w:r>
+              <w:t>DomainModeString</w:t>
+            </w:r>
+            <w:proofErr w:type="spellEnd"/>
+            <w:r>
+              <w:t>}</w:t>
             </w:r>
           </w:p>
         </w:tc>
@@ -1466,55 +1426,7 @@
               </w:rPr>
             </w:pPr>
             <w:r>
-              <w:rPr>
-                <w:rFonts w:ascii="標楷體" w:eastAsia="標楷體" w:hAnsi="標楷體" w:cs="標楷體"/>
-              </w:rPr>
-              <w:t>□單一領域/科目：</w:t>
-            </w:r>
-          </w:p>
-          <w:p>
-            <w:pPr>
-              <w:jc w:val="both"/>
-              <w:rPr>
-                <w:rFonts w:ascii="標楷體" w:eastAsia="標楷體" w:hAnsi="標楷體" w:cs="標楷體"/>
-              </w:rPr>
-            </w:pPr>
-            <w:r>
-              <w:rPr>
-                <w:rFonts w:ascii="標楷體" w:eastAsia="標楷體" w:hAnsi="標楷體" w:cs="標楷體"/>
-              </w:rPr>
-              <w:t>□同領域跨科：</w:t>
-            </w:r>
-          </w:p>
-          <w:p>
-            <w:pPr>
-              <w:jc w:val="both"/>
-              <w:rPr>
-                <w:rFonts w:ascii="標楷體" w:eastAsia="標楷體" w:hAnsi="標楷體" w:cs="標楷體"/>
-              </w:rPr>
-            </w:pPr>
-            <w:r>
-              <w:rPr>
-                <w:rFonts w:ascii="標楷體" w:eastAsia="標楷體" w:hAnsi="標楷體" w:cs="標楷體"/>
-              </w:rPr>
-              <w:t>□不同領域跨科：</w:t>
-            </w:r>
-          </w:p>
-          <w:p>
-            <w:pPr>
-              <w:jc w:val="both"/>
-              <w:rPr>
-                <w:rFonts w:ascii="標楷體" w:eastAsia="標楷體" w:hAnsi="標楷體" w:cs="標楷體"/>
-              </w:rPr>
-            </w:pPr>
-            <w:r>
-              <w:rPr>
-                <w:rFonts w:ascii="標楷體" w:eastAsia="標楷體" w:hAnsi="標楷體" w:cs="標楷體"/>
-              </w:rPr>
-              <w:t>□特需融入學科：</w:t>
-            </w:r>
-            <w:r>
-              <w:t xml:space="preserve"> {DomainModeString}</w:t>
+              <w:t>{DomainModeString}</w:t>
             </w:r>
           </w:p>
         </w:tc>
